--- a/klagomål/A 53262-2025 FSC-klagomål.docx
+++ b/klagomål/A 53262-2025 FSC-klagomål.docx
@@ -1138,7 +1138,7 @@
     <w:r>
       <w:tab/>
       <w:tab/>
-      <w:t>2025-10-29</w:t>
+      <w:t>2025-10-30</w:t>
       <w:br/>
       <w:br/>
     </w:r>

--- a/klagomål/A 53262-2025 FSC-klagomål.docx
+++ b/klagomål/A 53262-2025 FSC-klagomål.docx
@@ -1138,7 +1138,7 @@
     <w:r>
       <w:tab/>
       <w:tab/>
-      <w:t>2025-10-30</w:t>
+      <w:t>2025-10-31</w:t>
       <w:br/>
       <w:br/>
     </w:r>

--- a/klagomål/A 53262-2025 FSC-klagomål.docx
+++ b/klagomål/A 53262-2025 FSC-klagomål.docx
@@ -1138,7 +1138,7 @@
     <w:r>
       <w:tab/>
       <w:tab/>
-      <w:t>2025-10-31</w:t>
+      <w:t>2025-11-01</w:t>
       <w:br/>
       <w:br/>
     </w:r>

--- a/klagomål/A 53262-2025 FSC-klagomål.docx
+++ b/klagomål/A 53262-2025 FSC-klagomål.docx
@@ -1138,7 +1138,7 @@
     <w:r>
       <w:tab/>
       <w:tab/>
-      <w:t>2025-11-01</w:t>
+      <w:t>2025-11-02</w:t>
       <w:br/>
       <w:br/>
     </w:r>

--- a/klagomål/A 53262-2025 FSC-klagomål.docx
+++ b/klagomål/A 53262-2025 FSC-klagomål.docx
@@ -1138,7 +1138,7 @@
     <w:r>
       <w:tab/>
       <w:tab/>
-      <w:t>2025-11-02</w:t>
+      <w:t>2025-11-03</w:t>
       <w:br/>
       <w:br/>
     </w:r>

--- a/klagomål/A 53262-2025 FSC-klagomål.docx
+++ b/klagomål/A 53262-2025 FSC-klagomål.docx
@@ -1138,7 +1138,7 @@
     <w:r>
       <w:tab/>
       <w:tab/>
-      <w:t>2025-11-03</w:t>
+      <w:t>2025-11-04</w:t>
       <w:br/>
       <w:br/>
     </w:r>

--- a/klagomål/A 53262-2025 FSC-klagomål.docx
+++ b/klagomål/A 53262-2025 FSC-klagomål.docx
@@ -1138,7 +1138,7 @@
     <w:r>
       <w:tab/>
       <w:tab/>
-      <w:t>2025-11-04</w:t>
+      <w:t>2025-11-05</w:t>
       <w:br/>
       <w:br/>
     </w:r>

--- a/klagomål/A 53262-2025 FSC-klagomål.docx
+++ b/klagomål/A 53262-2025 FSC-klagomål.docx
@@ -1138,7 +1138,7 @@
     <w:r>
       <w:tab/>
       <w:tab/>
-      <w:t>2025-11-05</w:t>
+      <w:t>2025-11-06</w:t>
       <w:br/>
       <w:br/>
     </w:r>

--- a/klagomål/A 53262-2025 FSC-klagomål.docx
+++ b/klagomål/A 53262-2025 FSC-klagomål.docx
@@ -168,7 +168,7 @@
     </w:p>
     <w:p>
       <w:r>
-        <w:t>Detta dokument behandlar höga naturvärden i avverkningsanmälan A 53262-2025 i Härnösands kommun. Denna avverkningsanmälan inkom 2025-10-28 16:16:22 och omfattar 14,7 ha.</w:t>
+        <w:t>Detta dokument behandlar höga naturvärden i avverkningsanmälan A 53262-2025 i Härnösands kommun. Denna avverkningsanmälan inkom 2025-10-28 00:00:00 och omfattar 14,7 ha.</w:t>
       </w:r>
     </w:p>
     <w:p>
@@ -1138,7 +1138,7 @@
     <w:r>
       <w:tab/>
       <w:tab/>
-      <w:t>2025-11-06</w:t>
+      <w:t>2025-11-07</w:t>
       <w:br/>
       <w:br/>
     </w:r>

--- a/klagomål/A 53262-2025 FSC-klagomål.docx
+++ b/klagomål/A 53262-2025 FSC-klagomål.docx
@@ -1138,7 +1138,7 @@
     <w:r>
       <w:tab/>
       <w:tab/>
-      <w:t>2025-11-07</w:t>
+      <w:t>2025-11-08</w:t>
       <w:br/>
       <w:br/>
     </w:r>

--- a/klagomål/A 53262-2025 FSC-klagomål.docx
+++ b/klagomål/A 53262-2025 FSC-klagomål.docx
@@ -1138,7 +1138,7 @@
     <w:r>
       <w:tab/>
       <w:tab/>
-      <w:t>2025-11-08</w:t>
+      <w:t>2025-11-09</w:t>
       <w:br/>
       <w:br/>
     </w:r>

--- a/klagomål/A 53262-2025 FSC-klagomål.docx
+++ b/klagomål/A 53262-2025 FSC-klagomål.docx
@@ -1138,7 +1138,7 @@
     <w:r>
       <w:tab/>
       <w:tab/>
-      <w:t>2025-11-09</w:t>
+      <w:t>2025-11-10</w:t>
       <w:br/>
       <w:br/>
     </w:r>

--- a/klagomål/A 53262-2025 FSC-klagomål.docx
+++ b/klagomål/A 53262-2025 FSC-klagomål.docx
@@ -1138,7 +1138,7 @@
     <w:r>
       <w:tab/>
       <w:tab/>
-      <w:t>2025-11-10</w:t>
+      <w:t>2025-11-11</w:t>
       <w:br/>
       <w:br/>
     </w:r>

--- a/klagomål/A 53262-2025 FSC-klagomål.docx
+++ b/klagomål/A 53262-2025 FSC-klagomål.docx
@@ -1138,7 +1138,7 @@
     <w:r>
       <w:tab/>
       <w:tab/>
-      <w:t>2025-11-11</w:t>
+      <w:t>2025-11-12</w:t>
       <w:br/>
       <w:br/>
     </w:r>

--- a/klagomål/A 53262-2025 FSC-klagomål.docx
+++ b/klagomål/A 53262-2025 FSC-klagomål.docx
@@ -1138,7 +1138,7 @@
     <w:r>
       <w:tab/>
       <w:tab/>
-      <w:t>2025-11-12</w:t>
+      <w:t>2025-11-13</w:t>
       <w:br/>
       <w:br/>
     </w:r>

--- a/klagomål/A 53262-2025 FSC-klagomål.docx
+++ b/klagomål/A 53262-2025 FSC-klagomål.docx
@@ -1138,7 +1138,7 @@
     <w:r>
       <w:tab/>
       <w:tab/>
-      <w:t>2025-11-13</w:t>
+      <w:t>2025-11-14</w:t>
       <w:br/>
       <w:br/>
     </w:r>

--- a/klagomål/A 53262-2025 FSC-klagomål.docx
+++ b/klagomål/A 53262-2025 FSC-klagomål.docx
@@ -1138,7 +1138,7 @@
     <w:r>
       <w:tab/>
       <w:tab/>
-      <w:t>2025-11-14</w:t>
+      <w:t>2025-11-15</w:t>
       <w:br/>
       <w:br/>
     </w:r>

--- a/klagomål/A 53262-2025 FSC-klagomål.docx
+++ b/klagomål/A 53262-2025 FSC-klagomål.docx
@@ -191,7 +191,7 @@
     </w:p>
     <w:p>
       <w:r>
-        <w:t>I avverkningsanmälan har följande 5 naturvårdsarter hittats: knärot (VU, §8), blanksvart spiklav (NT), garnlav (NT), kolflarnlav (NT) och lunglav (NT). Av dessa är 5 rödlistade. För rödlistade arter har rödlistekategorin angivits inom parentes. För fridlysta arter anges även paragrafen i Artskyddsförordningen som arten är fridlyst enligt.</w:t>
+        <w:t>I avverkningsanmälan har följande 26 naturvårdsarter hittats: gräddporing (VU), knärot (VU, §8), rynkskinn (VU), blanksvart spiklav (NT), doftskinn (NT), garnlav (NT), granticka (NT), gränsticka (NT), kolflarnlav (NT), lunglav (NT), mörk kolflarnlav (NT), rosenticka (NT), spillkråka (NT, §4), tallticka (NT), talltita (NT, §4), tretåig hackspett (NT, §4), ullticka (NT), vaddporing (NT), violettgrå tagellav (NT), grönpyrola (S), korallblylav (S), norrlandslav (S), skinnlav (S), stuplav (S), vedticka (S) och revlummer (§9). Av dessa är 19 rödlistade. För rödlistade arter har rödlistekategorin angivits inom parentes. Arter som är signalarter enligt Skogsstyrelsen har markerats med (S). För fridlysta arter anges även paragrafen i Artskyddsförordningen som arten är fridlyst enligt.</w:t>
       </w:r>
     </w:p>
     <w:p>
@@ -206,7 +206,7 @@
       <w:r>
         <w:drawing>
           <wp:inline xmlns:a="http://schemas.openxmlformats.org/drawingml/2006/main" xmlns:pic="http://schemas.openxmlformats.org/drawingml/2006/picture">
-            <wp:extent cx="5486400" cy="3885391"/>
+            <wp:extent cx="5486400" cy="3839520"/>
             <wp:docPr id="1" name="Picture 1"/>
             <wp:cNvGraphicFramePr>
               <a:graphicFrameLocks noChangeAspect="1"/>
@@ -227,7 +227,7 @@
                   <pic:spPr>
                     <a:xfrm>
                       <a:off x="0" y="0"/>
-                      <a:ext cx="5486400" cy="3885391"/>
+                      <a:ext cx="5486400" cy="3839520"/>
                     </a:xfrm>
                     <a:prstGeom prst="rect"/>
                   </pic:spPr>
@@ -262,10 +262,65 @@
         <w:rPr>
           <w:b/>
         </w:rPr>
+        <w:t>Doftskinn (NT)</w:t>
+      </w:r>
+      <w:r>
+        <w:t>, rödlistad som nära hotad, är en mycket bra signalart för boreal granskog och indikerar ett gran-skogsekosystem med lång kontinuitet av grova lågor. Arten är placerad i toppen av Skogsstyrelsens värdepyramid för bedömning av skog med höga naturvärden och har klassats som en “urskogsindikator”, då den förekommer med ett tydligt optimum i helt eller nästan helt orörda skogar (Nitare &amp; Skogsstyrelsen, 2019).</w:t>
+      </w:r>
+    </w:p>
+    <w:p>
+      <w:r>
+        <w:rPr>
+          <w:b/>
+        </w:rPr>
         <w:t>Garnlav (NT)</w:t>
       </w:r>
       <w:r>
         <w:t xml:space="preserve"> är en utpräglad barrskogsart som ibland kan drapera träden i norrländska grannaturskogar med hög luftfuktighet. Den förekommer även i talldominerade bestånd där den, förutom i trädens grenverk, påträffas hängande över ojämnheter i tallbarken. Arten har minskat starkt i södra och mellersta Sverige och den minskar även i sitt nordliga utbredningsområde. Orsaken till tillbakagången beror främst på slutavverkningar av naturskogsartade skogar. Bestånd med riklig förekomst bör regelmässigt sparas. Garnlav är värdväxt för den mycket sällsynta och akut hotade fjärilen barrskogslavfly (CR) som hör hemma i boreala barrskogar med riklig förekomst av värdväxten. Tidigare kunde arten konstateras årligen på flera platser vid Dala-Floda i Dalarna innan lokalerna kalavverkades. Senaste fyndet i landet av barrskogslavfly är från år 2000 då den påträffades vid Högberget i Sollefteå kommun (SLU Artdatabanken, 2024).</w:t>
+      </w:r>
+    </w:p>
+    <w:p>
+      <w:r>
+        <w:rPr>
+          <w:b/>
+        </w:rPr>
+        <w:t>Granticka (NT)</w:t>
+      </w:r>
+      <w:r>
+        <w:t xml:space="preserve"> förekommer främst i äldre skogar med naturskogskaraktär, liksom i dimensionsavverkade och plockhuggna skogar. I äldre grannaturskog i norra Sverige är den alltjämt en förhållandevis vanlig karaktärsart, medan den längre söderut blir allt mer sällsynt. I Götaland och delar av Svealand är den en god signalart för skyddsvärda granskogsmiljöer. Arten bedöms ha minskat starkt under senare år på grund av skogsavverkningar, då den framför allt växer i äldre granskog med långvarig grankontinuitet. I urskogsliknande bestånd i norra Sverige kan ibland påträffas den mycket sällsynta tickan grantickeporing (VU), som lever på döda grantickor (SLU Artdatabanken, 2024; Nitare &amp; Skogsstyrelsen, 2019).</w:t>
+      </w:r>
+    </w:p>
+    <w:p>
+      <w:r>
+        <w:rPr>
+          <w:b/>
+        </w:rPr>
+        <w:t>Gräddporing (VU)</w:t>
+      </w:r>
+      <w:r>
+        <w:t xml:space="preserve"> växer nästan enbart i urskogsartad barrskog på gamla, kraftigt murkna, grova och mossbelupna tallågor i något fuktiga och skuggiga lägen. Arten är placerad högst upp i Skogsstyrelsens värdepyramid för bedömning av skog med höga naturvärden och indikerar gamla och relativt orörda tallnaturskogar med höga naturvärden där det under låg tid kontinuerligt funnits inslag av grova tallågor. För att på sikt hejda artens vikande trend behöver merparten av gräddporingens nu kända växtplatser undantas från skogsbruk (SLU Artdatabanken, 2024; Nitare &amp; Skogsstyrelsen, 2019).</w:t>
+      </w:r>
+    </w:p>
+    <w:p>
+      <w:r>
+        <w:rPr>
+          <w:b/>
+        </w:rPr>
+        <w:t>Gränsticka (NT)</w:t>
+      </w:r>
+      <w:r>
+        <w:t xml:space="preserve"> är en mycket bra signalart inom hela sitt utbredningsområde. Den är huvudsakligen knuten till restbestånd av barrnaturskog och förekommer med ett tydligt optimum i orörda eller måttligt påverkade gamla granskogar där det föreligger långvarig kontinuitet av grov död ved. Lokaler som hyser arten, speciellt i mellersta och södra Sverige, bör undantas från skogsbruk (SLU Artdatabanken, 2024; Nitare &amp; Skogsstyrelsen, 2019).</w:t>
+      </w:r>
+    </w:p>
+    <w:p>
+      <w:r>
+        <w:rPr>
+          <w:b/>
+        </w:rPr>
+        <w:t xml:space="preserve">Grönpyrola </w:t>
+      </w:r>
+      <w:r>
+        <w:t>växer främst på sandig, torr eller frisk mark i äldre barrskog, ofta på isälvsmaterial såsom sand och grus. Den påträffas främst i äldre naturligt uppkomna barrskogar, exempelvis på tallmoar, i åssluttningar, dyner och rasbranter. Arten är känslig för skogsbruksmetoder såsom slutavverkning och markberedning (Nitare &amp; Skogsstyrelsen, 2019).</w:t>
       </w:r>
     </w:p>
     <w:p>
@@ -284,6 +339,17 @@
         <w:rPr>
           <w:b/>
         </w:rPr>
+        <w:t>Korallblylav</w:t>
+      </w:r>
+      <w:r>
+        <w:t xml:space="preserve"> växer på bark av asp, ask, rönn, sälg, bok och lönn och signalerar överallt skogsbestånd med höga naturvärden och den följs nästan alltid av andra ovanliga och rödlistade arter. Den indikerar hög och jämn luftfuktighet och växer främst i områden med lång skoglig kontinuitet där det funnits ett ständigt inslag av gamla lövträd (SLU Artdatabanken, 2024; Nitare &amp; Skogsstyrelsen, 2019).</w:t>
+      </w:r>
+    </w:p>
+    <w:p>
+      <w:r>
+        <w:rPr>
+          <w:b/>
+        </w:rPr>
         <w:t>Lunglav (NT)</w:t>
       </w:r>
       <w:r>
@@ -309,6 +375,132 @@
       </w:r>
     </w:p>
     <w:p>
+      <w:r>
+        <w:rPr>
+          <w:b/>
+        </w:rPr>
+        <w:t>Mörk kolflarnlav (NT)</w:t>
+      </w:r>
+      <w:r>
+        <w:t xml:space="preserve"> är brandberoende och växer nästan uteslutande på kolad hård kärnved av tall. Arten förekommer främst i glesa, öppna tall- och blandbarrskogar av naturskogskaraktär och etableringen verkar ske sent efter brand, kanske först efter 100–300 år. Mörk kolflarnlav indikerar skog med höga naturvärden och vanligast är att den påträffas på rester av nedbrunna torrakor och högstubbar och lågstubbar som är så grova att hela innandömet är urbränt. Tall- och blandbarrskogar av naturskogskaraktär med spår av återkommande bränder hyser höga biologiska värden och bör skyddas (SLU Artdatabanken, 2024).</w:t>
+      </w:r>
+    </w:p>
+    <w:p>
+      <w:r>
+        <w:rPr>
+          <w:b/>
+        </w:rPr>
+        <w:t>Rosenticka (NT)</w:t>
+      </w:r>
+      <w:r>
+        <w:t>, rödlistad som nära hotad, ingår i en karaktäristisk association av vedsvampar som växer på gamla, grova granlågor i urskogsartade barrskogar. Den är placerad i toppen av Skogsstyrelsens värdepyramid för bedömning av skog med höga naturvärden och indikerar ett granskogsekosystem med långvarig kontinuitet av grova lågor. Artens beroende av grova granlågor innebär att alla skogsskötselåtgärder på eller i omedelbar närhet av lokalerna utgör ett hot på lång sikt. Det är angeläget att populationerna inte ytterligare glesas ut och ett tillräckligt antal områden där arten nu finns måste sparas för framtiden (Nitare &amp; Skogsstyrelsen, 2019; SLU Artdatabanken, 2024).</w:t>
+      </w:r>
+    </w:p>
+    <w:p>
+      <w:r>
+        <w:rPr>
+          <w:b/>
+        </w:rPr>
+        <w:t>Rynkskinn (VU)</w:t>
+      </w:r>
+      <w:r>
+        <w:t>, rödlistad som sårbar, är en vednedbrytare som växer på grova granlågor och ingår i en karaktäristisk association av vedsvampar knutna till urskogsartade barrskogar. Den har klassificerats som en “urskogsindikator” och är placerad i toppen av Skogsstyrelsens värdepyramid för bedömning av skog med höga naturvärden. Allt tyder på att rynkskinn är mycket känslig för skogliga ingrepp (Nitare &amp; Skogsstyrelsen, 2019; SLU Artdatabanken, 2024).</w:t>
+      </w:r>
+    </w:p>
+    <w:p>
+      <w:r>
+        <w:rPr>
+          <w:b/>
+        </w:rPr>
+        <w:t xml:space="preserve">Skinnlav </w:t>
+      </w:r>
+      <w:r>
+        <w:t>förekommer på diverse lövträd, främst på gammal asp och sälg. Den påträffas främst i områden med lång kontinuitet av grova lövträd och signalerar skogsmark med höga naturvärden. På lokalerna förekommer som regel ett flertal andra ovanliga eller rödlistade lavar. I likhet med gelélavarna, etablerar sig skinnlaven i skogsmark på grova aspar i sena lövsuccessioner (Nitare &amp; Skogsstyrelsen, 2019).</w:t>
+      </w:r>
+    </w:p>
+    <w:p>
+      <w:r>
+        <w:rPr>
+          <w:b/>
+        </w:rPr>
+        <w:t>Stuplav</w:t>
+      </w:r>
+      <w:r>
+        <w:t xml:space="preserve"> är en mycket bra signalart i hela sitt utbredningsområde och förekommer nästan enbart i skogsmiljöer med höga naturvärden. Den indikerar långvarig förekomst av gamla lövträd och miljöer med konstant hög luftfuktighet. I skogar med suboceaniskt klimat finns det en mycket sällsynt parasit, njurlavsknapp </w:t>
+      </w:r>
+      <w:r>
+        <w:rPr>
+          <w:i/>
+        </w:rPr>
+        <w:t>Pletocarpon nephromeum</w:t>
+      </w:r>
+      <w:r>
+        <w:t xml:space="preserve"> (EN), som växer på stuplav (SLU Artdatabanken, 2024; Nitare &amp; Skogsstyrelsen, 2019).</w:t>
+      </w:r>
+    </w:p>
+    <w:p>
+      <w:r>
+        <w:rPr>
+          <w:b/>
+        </w:rPr>
+        <w:t xml:space="preserve">Tallticka (NT) </w:t>
+      </w:r>
+      <w:r>
+        <w:t>uppträder först på tallar som är 100–150 år gamla men är vanligast på träd som är runt 150–200 år eller äldre. I skogslandskapet är den främst knuten till tallnaturskogar och restbiotoper med biologiskt gamla träd och signalerar vanligtvis skyddsvärda tallbestånd med höga naturvärden (SLU Artdatabanken, 2023; Nitare &amp; Skogsstyrelsen, 2019).</w:t>
+      </w:r>
+    </w:p>
+    <w:p>
+      <w:r>
+        <w:rPr>
+          <w:b/>
+        </w:rPr>
+        <w:t>Ullticka (NT)</w:t>
+      </w:r>
+      <w:r>
+        <w:t xml:space="preserve"> är knuten till restbestånd av barrnaturskog och förekommer med ett tydligt optimum i orörda eller måttligt påverkade gamla granskogar där det föreligger viss kontinuitet av grov död ved. Ullticka är en bra signalart inom hela sitt utbredningsområde och i södra Sverige är den sällsynt och en god signalart för skyddsvärda granskogsmiljöer. Den hotas av avverkning och fragmentering av naturskog och äldre granskog med lång trädkontinuitet. På ullticka kan ibland ulltickeporing (VU) påträffas - det är en sällsynt ticka som nyligen delats upp i tre olika arter: </w:t>
+      </w:r>
+      <w:r>
+        <w:rPr>
+          <w:i/>
+        </w:rPr>
+        <w:t xml:space="preserve">Skeletocutis brevispora </w:t>
+      </w:r>
+      <w:r>
+        <w:t>(ulltickeporing)</w:t>
+      </w:r>
+      <w:r>
+        <w:rPr>
+          <w:i/>
+        </w:rPr>
+        <w:t>, Skeletocutis delicata och Skeletocutis exilis</w:t>
+      </w:r>
+      <w:r>
+        <w:t>. De två sistnämnda arterna står för närvarande (2020) som ej bedömda i rödlistan (SLU Artdatabanken, 2024; Nitare &amp; Skogsstyrelsen, 2019; Miettinen &amp; Niemelä, 2018).</w:t>
+      </w:r>
+    </w:p>
+    <w:p>
+      <w:r>
+        <w:rPr>
+          <w:b/>
+        </w:rPr>
+        <w:t xml:space="preserve">Vaddporing (NT) </w:t>
+      </w:r>
+      <w:r>
+        <w:t>är en brunrötande vednedbrytare som hittas på undersidan av liggande murken tallved i olika former. Substratet utgörs framför allt av den typ av hård, kådimpregnerad och ofta kolad tallved som skapas i brandpräglad skog. Vedtypen nybildas i mycket liten omfattning och det är sannolikt att arten upplever en utdöendeskuld. För att garantera artens fortlevnad bör man både säkra att artens växtplatser hålls intakta samt att långsiktigt säkerställa att ny ved tillkommer, allra helst i omedelbar anslutning till artens växtplatser. Skoglig gallring och annat uttag av virke innebär ett hot mot arten (SLU Artdatabanken, 2024).</w:t>
+      </w:r>
+    </w:p>
+    <w:p>
+      <w:r>
+        <w:rPr>
+          <w:b/>
+        </w:rPr>
+        <w:t>Violettgrå tagellav (NT)</w:t>
+      </w:r>
+      <w:r>
+        <w:t xml:space="preserve"> växer nästan uteslutande i gamla olikåldriga barrnaturskogar med lång skoglig kontinuitet och är en utmärkt signal på skog med höga naturvärden. Slutavverkning av tidigare aldrig slutavverkad skog (kontinuitetsskog) är det största hotet. Biotopen nyskapas i begränsad omfattning och barrskog äldre än 160 år, där den violettgrå tagellaven huvudsakligen påträffas har minskat med 50% de senaste 50 åren. Lågproduktiv skogsmark där laven förekommer bör undantas från skogsbruk och rika förekomster i äldre granskog bör skyddas. Arten är känslig för uttorkning och det är väsentligt att tillräckligt stora bestånd avsätts (SLU Artdatabanken, 2024; Nitare &amp; Skogsstyrelsen, 2019).</w:t>
+      </w:r>
+    </w:p>
+    <w:p>
       <w:pPr>
         <w:pStyle w:val="Heading1"/>
       </w:pPr>
@@ -318,7 +510,21 @@
     </w:p>
     <w:p>
       <w:r>
-        <w:t>Följande fridlysta arter har sina livsmiljöer och växtplatser i den avverkningsanmälda skogen: knärot (VU, §8).</w:t>
+        <w:t>Följande fridlysta arter har sina livsmiljöer och växtplatser i den avverkningsanmälda skogen: knärot (VU, §8), spillkråka (NT, §4), talltita (NT, §4), tretåig hackspett (NT, §4) och revlummer (§9).</w:t>
+      </w:r>
+    </w:p>
+    <w:p>
+      <w:r>
+        <w:t xml:space="preserve">Observera att medlemsländerna är skyldiga att agera i enlighet med EU:s fågeldirektiv där det uttryckligen står att direktivet gäller för fåglar samt för deras ägg, bon och </w:t>
+      </w:r>
+      <w:r>
+        <w:rPr>
+          <w:b/>
+        </w:rPr>
+        <w:t xml:space="preserve">livsmiljöer </w:t>
+      </w:r>
+      <w:r>
+        <w:t>(artikel 1). Vidare att de åtgärder som vidtas inte får leda till en försämring av den nuvarande situationen beträffande bevarandet av de fågelarter som avses i artikel 1 (artikel 13). Fågeldirektivet är styrande för tillsynsansvariga myndigheters ärendehantering, ställningstaganden och beslutsfattande.</w:t>
       </w:r>
     </w:p>
     <w:p>
@@ -352,7 +558,7 @@
     </w:p>
     <w:p>
       <w:r>
-        <w:t>I det avverkningsanmälda området finns 1 fyndplatser för knärot registrerade på Artportalen. Figur 2 visar gränserna för buffertzoner på 50 m, som behöver lämnas kring fyndplatserna för att knärotslokalerna inte ska försvinna vid en avverkning. Av det avverkningsanmälda området överlappar 0.86 ha med buffertzonerna och får av detta skäl inte avverkas.</w:t>
+        <w:t>I det avverkningsanmälda området finns 23 fyndplatser för knärot registrerade på Artportalen. Figur 2 visar gränserna för buffertzoner på 50 m, som behöver lämnas kring fyndplatserna för att knärotslokalerna inte ska försvinna vid en avverkning. Av det avverkningsanmälda området överlappar 7.26 ha med buffertzonerna och får av detta skäl inte avverkas.</w:t>
       </w:r>
     </w:p>
     <w:p>
@@ -409,6 +615,39 @@
     </w:p>
     <w:p>
       <w:r>
+        <w:rPr>
+          <w:b/>
+        </w:rPr>
+        <w:t>Spillkråka (NT, §4)</w:t>
+      </w:r>
+      <w:r>
+        <w:t xml:space="preserve"> är rödlistad som nära hotad och ingår i bilaga 1 i EU:s fågeldirektiv. Den minskar i population på grund av minskad tillgång på lämpliga bo- och födoträd och minskad födotillgång. Spillkråkans minskningstakt har uppgått till 19 (24–10) % under de senaste 15 åren. Minskningstakten för den svenska populationen bedöms vara nära gränsvärdet för Sårbar (VU) (A2bc). Skogsbruk med korta omloppstider och täta, homogena ungskogar utgör det största hotet, (SLU Artdatabanken, 2023).</w:t>
+      </w:r>
+    </w:p>
+    <w:p>
+      <w:r>
+        <w:rPr>
+          <w:b/>
+        </w:rPr>
+        <w:t>Talltita (NT, §4)</w:t>
+      </w:r>
+      <w:r>
+        <w:t>, rödlistad som nära hotad och prioriterad art i Skogsvårdslagen har häckningsrevir i anmälan. Arten har minskat kraftigt de senaste 30 åren och minskningstakten innevarande 10-årsperiod beräknas till 20 (10–30) %. Talltitan är synnerligen trogen sitt cirka 15 hektar stora revir och är beroende av flerskiktade olikåldriga skogar för att kunna föda upp sina ungar. Talltitan försvinner om dess livsmiljö kalavverkas (Eggers &amp; Low (2014); Ekman (1979); Griesser et al (2007); Klein (2020); Siffczyk et al (2003); SLU Artdatabanken (2021).</w:t>
+      </w:r>
+    </w:p>
+    <w:p>
+      <w:r>
+        <w:rPr>
+          <w:b/>
+        </w:rPr>
+        <w:t>Tretåig hackspett (NT, §4)</w:t>
+      </w:r>
+      <w:r>
+        <w:t xml:space="preserve"> är rödlistad som nära hotad och ingår i bilaga 1 i EU:s fågeldirektiv. Tretåig hackspett är för sin överlevnad beroende av kontinuerlig tillförsel av äldre döende och död ved, som sker genom naturliga självgallringsprocesser i äldre grannaturskogar och barrblandade naturskogar. Om en skog genom skogsbruk gallras eller glesas ur så upphör och uteblir i stort sett den naturliga självgallringsprocessen för mycket lång tid framöver vilket omöjliggör upprätthållandet av den kontinuerliga ekologiska funktionen i ett område. Det finns studier som visar att naturskogens självgallringsprocess som den tretåiga hackspetten är beroende av, inte kan ersättas med efterlämnad hänsyn i skogsbruket (Imbeau &amp; Desrochers, 2002). Storleken på häckningsreviret varierar med skogstypen, förekomsten av död ved och graden av fragmentering, men är i allmänhet i storleksordningen 25–100 hektar. Vintertid krävs ofta betydligt större områden och det finns studier som antyder att arten behöver minst 100 hektar äldre skog. I områden med låg bonitet kan det behövas över 200 hektar lämpligt habitat för att ett par ska kunna reproducera sig. Områden med dokumenterad permanent förekomst i naturskogsmiljöer har vanligen så stora naturvärden att skogsbruk är olämpligt (Skogsstyrelsen, 2016).</w:t>
+      </w:r>
+    </w:p>
+    <w:p>
+      <w:r>
         <w:t>I BILAGA 1 finns mer detaljerad information om ekologi samt krav på livsmiljö hos fridlysta arter.</w:t>
       </w:r>
     </w:p>
@@ -464,6 +703,22 @@
       <w:r>
         <w:t>I den avverkningsanmälda skogen har fridlysta arter sina livsmiljöer och växtplatser. Att skada de fridlysta arternas livsmiljöer, växtplatser eller ekologiska funktion är inte tillåtet enligt artskyddsförordningen.</w:t>
       </w:r>
+      <w:r>
+        <w:rPr>
+          <w:i/>
+        </w:rPr>
+        <w:t xml:space="preserve"> EU:s medlemsländer och skogsbolag är skyldiga att agera i enlighet med EU:s fågeldirektiv där det uttryckligen står att direktivet gäller för fåglar samt för deras ägg, bon och </w:t>
+      </w:r>
+      <w:r>
+        <w:rPr>
+          <w:b/>
+          <w:i/>
+        </w:rPr>
+        <w:t xml:space="preserve">livsmiljöer </w:t>
+      </w:r>
+      <w:r>
+        <w:t>(artikel 1). Vidare att de åtgärder som vidtas inte får leda till en försämring av den nuvarande situationen beträffande bevarandet av de fågelarter som avses i artikel 1 (artikel 13).</w:t>
+      </w:r>
     </w:p>
     <w:p>
       <w:r>
@@ -481,10 +736,18 @@
         <w:rPr>
           <w:b/>
         </w:rPr>
-        <w:t xml:space="preserve">6.4.3 </w:t>
-      </w:r>
-      <w:r>
-        <w:t>Bevarandeåtgärder genomförs för de kända förekomster av rödlistade arter som påverkas av skogsbruk.</w:t>
+        <w:t xml:space="preserve">6.4.1 </w:t>
+      </w:r>
+      <w:r>
+        <w:t>Följande biotoper undantas från alla skogsbruksåtgärder, förutom åtgärder påkallade för att bevara eller främja biotopens naturliga eller hävdbetingade biologiska mångfald:</w:t>
+      </w:r>
+    </w:p>
+    <w:p>
+      <w:pPr>
+        <w:ind w:left="357"/>
+      </w:pPr>
+      <w:r>
+        <w:t>b) nyckelbiotoper enligt Skogsstyrelsens definition och metod (1995)</w:t>
       </w:r>
     </w:p>
     <w:p>
@@ -502,15 +765,7 @@
         <w:rPr>
           <w:i/>
         </w:rPr>
-        <w:t>I det avverkningsanmälda skogsområdet har 5 naturvårdsarter varav 5 rödlistade arter sina livsmiljöer och växtplatser.</w:t>
-      </w:r>
-    </w:p>
-    <w:p>
-      <w:pPr>
-        <w:pStyle w:val="Heading2"/>
-      </w:pPr>
-      <w:r>
-        <w:t>Ur Chain of Custody Certification (FSC-STD-40-004 ver 3.0)</w:t>
+        <w:t>I det avverkningsanmälda skogsområdet har 25 rödlistade arter och signalarter påträffats. Detta ska jämföras med Skogsstyrelsens uppföljning 2017 av nyckelbiotoper som visade att man i genomsnitt hittar 20,6 olika rödlistade arter och signalarter i en nyckelbiotop (Wijk, S. 2017. Biologisk mångfald i nyckelbiotoper – Resultat från inventeringen “Uppföljning biologisk mångfald” 2009–2015. Rapport 4/2017 Skogsstyrelsen, Jönköping).</w:t>
       </w:r>
     </w:p>
     <w:p>
@@ -518,63 +773,10 @@
         <w:rPr>
           <w:b/>
         </w:rPr>
-        <w:t xml:space="preserve">1.3 </w:t>
-      </w:r>
-      <w:r>
-        <w:t xml:space="preserve">The organization shall commit to the FSC values as defined in FSC-POL-01-004 Policy for the Association of Organizations with FSC. </w:t>
-      </w:r>
-    </w:p>
-    <w:p>
-      <w:pPr>
-        <w:pStyle w:val="Heading2"/>
-      </w:pPr>
-      <w:r>
-        <w:t>Ur FSC:s policy för associerade organisationer (FSC-POL-01-004)</w:t>
-      </w:r>
-    </w:p>
-    <w:p>
-      <w:r>
-        <w:t xml:space="preserve">Som “Chain of Custody”-certifierad organisation är skogsbolaget bunden av de fastställda reglerna i Del 1 Punkt 1 c) i Policy för organisationer associerade med FSC (FSC-POL-01-004 V2-0 EN + SVE version 2012-03-02): </w:t>
-      </w:r>
-    </w:p>
-    <w:p>
-      <w:pPr>
-        <w:pStyle w:val="ListNumber"/>
-      </w:pPr>
-      <w:r>
-        <w:t>De organisationer FSC kan acceptera association med får inte direkt eller indirekt ha några kopplingar till nedanstående, oacceptabla aktiviteter:</w:t>
-      </w:r>
-    </w:p>
-    <w:p>
-      <w:pPr>
-        <w:ind w:left="357"/>
-      </w:pPr>
-      <w:r>
-        <w:t>a) Olaglig skogsavverkning och handel med olagligt avverkat virke eller skogsprodukter</w:t>
-      </w:r>
-    </w:p>
-    <w:p>
-      <w:pPr>
-        <w:ind w:left="357"/>
-      </w:pPr>
-      <w:r>
-        <w:t>...</w:t>
-      </w:r>
-    </w:p>
-    <w:p>
-      <w:pPr>
-        <w:ind w:left="357"/>
-      </w:pPr>
-      <w:r>
-        <w:t>c) Skogsbruk som förstör höga naturvärden</w:t>
-      </w:r>
-    </w:p>
-    <w:p>
-      <w:pPr>
-        <w:ind w:left="357"/>
-      </w:pPr>
-      <w:r>
-        <w:t>d) Betydande omvandling av skog till plantager eller annan, icke skoglig, markanvändning</w:t>
+        <w:t xml:space="preserve">6.4.3 </w:t>
+      </w:r>
+      <w:r>
+        <w:t>Bevarandeåtgärder genomförs för de kända förekomster av rödlistade arter som påverkas av skogsbruk.</w:t>
       </w:r>
     </w:p>
     <w:p>
@@ -592,7 +794,7 @@
         <w:rPr>
           <w:i/>
         </w:rPr>
-        <w:t>Avverkning av skog med höga naturvärden samt skada på fridlysta arter strider både mot FSC Controlled Wood-standarden och FSC:s policy for associerade organisationer.</w:t>
+        <w:t>I det avverkningsanmälda skogsområdet har 26 naturvårdsarter varav 19 rödlistade arter sina livsmiljöer och växtplatser.</w:t>
       </w:r>
     </w:p>
     <w:p>
@@ -600,12 +802,31 @@
         <w:pStyle w:val="Heading2"/>
       </w:pPr>
       <w:r>
-        <w:t>Ur FSC Controlled Wood (FSC-STD-40-005)</w:t>
-      </w:r>
-    </w:p>
-    <w:p>
-      <w:r>
-        <w:t>Virke som inte accepteras i FSC-märkta produkter (oacceptabelt ursprung) enligt FSC Controlled Wood (FSC-STD-40-005):</w:t>
+        <w:t>Ur Chain of Custody Certification (FSC-STD-40-004 ver 3.0)</w:t>
+      </w:r>
+    </w:p>
+    <w:p>
+      <w:r>
+        <w:rPr>
+          <w:b/>
+        </w:rPr>
+        <w:t xml:space="preserve">1.3 </w:t>
+      </w:r>
+      <w:r>
+        <w:t xml:space="preserve">The organization shall commit to the FSC values as defined in FSC-POL-01-004 Policy for the Association of Organizations with FSC. </w:t>
+      </w:r>
+    </w:p>
+    <w:p>
+      <w:pPr>
+        <w:pStyle w:val="Heading2"/>
+      </w:pPr>
+      <w:r>
+        <w:t>Ur FSC:s policy för associerade organisationer (FSC-POL-01-004)</w:t>
+      </w:r>
+    </w:p>
+    <w:p>
+      <w:r>
+        <w:t xml:space="preserve">Som “Chain of Custody”-certifierad organisation är skogsbolaget bunden av de fastställda reglerna i Del 1 Punkt 1 c) i Policy för organisationer associerade med FSC (FSC-POL-01-004 V2-0 EN + SVE version 2012-03-02): </w:t>
       </w:r>
     </w:p>
     <w:p>
@@ -613,31 +834,39 @@
         <w:pStyle w:val="ListNumber"/>
       </w:pPr>
       <w:r>
-        <w:t>Illegalt avverkat virke.</w:t>
+        <w:t>De organisationer FSC kan acceptera association med får inte direkt eller indirekt ha några kopplingar till nedanstående, oacceptabla aktiviteter:</w:t>
       </w:r>
     </w:p>
     <w:p>
       <w:pPr>
-        <w:pStyle w:val="ListNumber"/>
+        <w:ind w:left="357"/>
       </w:pPr>
       <w:r>
+        <w:t>a) Olaglig skogsavverkning och handel med olagligt avverkat virke eller skogsprodukter</w:t>
+      </w:r>
+    </w:p>
+    <w:p>
+      <w:pPr>
+        <w:ind w:left="357"/>
+      </w:pPr>
+      <w:r>
         <w:t>...</w:t>
       </w:r>
     </w:p>
     <w:p>
       <w:pPr>
-        <w:pStyle w:val="ListNumber"/>
+        <w:ind w:left="357"/>
       </w:pPr>
       <w:r>
-        <w:t>Virke från avverkningar som hotar höga naturvärden.</w:t>
+        <w:t>c) Skogsbruk som förstör höga naturvärden</w:t>
       </w:r>
     </w:p>
     <w:p>
       <w:pPr>
-        <w:pStyle w:val="ListNumber"/>
+        <w:ind w:left="357"/>
       </w:pPr>
       <w:r>
-        <w:t>Virke från skog som konverteras till plantager eller icke-skogligt bruk.</w:t>
+        <w:t>d) Betydande omvandling av skog till plantager eller annan, icke skoglig, markanvändning</w:t>
       </w:r>
     </w:p>
     <w:p>
@@ -660,15 +889,47 @@
     </w:p>
     <w:p>
       <w:pPr>
-        <w:pStyle w:val="Heading1"/>
+        <w:pStyle w:val="Heading2"/>
       </w:pPr>
       <w:r>
-        <w:t>Ur PEFC-standarden gällande lagefterlevnad</w:t>
-      </w:r>
-    </w:p>
-    <w:p>
-      <w:r>
-        <w:t>PEFC-standarden förutsätter att tillämplig svensk lagstiftning följs. Det är utsedd tillsynsmyndighet som ansvarar för tillsyn av lagens efterlevnad. PEFC-standarden återger innehållet i vissa certifieringskritiska lag- och föreskriftskrav vilka ska ingå i granskning av PEFC-systemets efterlevnad.</w:t>
+        <w:t>Ur FSC Controlled Wood (FSC-STD-40-005)</w:t>
+      </w:r>
+    </w:p>
+    <w:p>
+      <w:r>
+        <w:t>Virke som inte accepteras i FSC-märkta produkter (oacceptabelt ursprung) enligt FSC Controlled Wood (FSC-STD-40-005):</w:t>
+      </w:r>
+    </w:p>
+    <w:p>
+      <w:pPr>
+        <w:pStyle w:val="ListNumber"/>
+      </w:pPr>
+      <w:r>
+        <w:t>Illegalt avverkat virke.</w:t>
+      </w:r>
+    </w:p>
+    <w:p>
+      <w:pPr>
+        <w:pStyle w:val="ListNumber"/>
+      </w:pPr>
+      <w:r>
+        <w:t>...</w:t>
+      </w:r>
+    </w:p>
+    <w:p>
+      <w:pPr>
+        <w:pStyle w:val="ListNumber"/>
+      </w:pPr>
+      <w:r>
+        <w:t>Virke från avverkningar som hotar höga naturvärden.</w:t>
+      </w:r>
+    </w:p>
+    <w:p>
+      <w:pPr>
+        <w:pStyle w:val="ListNumber"/>
+      </w:pPr>
+      <w:r>
+        <w:t>Virke från skog som konverteras till plantager eller icke-skogligt bruk.</w:t>
       </w:r>
     </w:p>
     <w:p>
@@ -686,6 +947,37 @@
         <w:rPr>
           <w:i/>
         </w:rPr>
+        <w:t>Avverkning av skog med höga naturvärden samt skada på fridlysta arter strider både mot FSC Controlled Wood-standarden och FSC:s policy for associerade organisationer.</w:t>
+      </w:r>
+    </w:p>
+    <w:p>
+      <w:pPr>
+        <w:pStyle w:val="Heading1"/>
+      </w:pPr>
+      <w:r>
+        <w:t>Ur PEFC-standarden gällande lagefterlevnad</w:t>
+      </w:r>
+    </w:p>
+    <w:p>
+      <w:r>
+        <w:t>PEFC-standarden förutsätter att tillämplig svensk lagstiftning följs. Det är utsedd tillsynsmyndighet som ansvarar för tillsyn av lagens efterlevnad. PEFC-standarden återger innehållet i vissa certifieringskritiska lag- och föreskriftskrav vilka ska ingå i granskning av PEFC-systemets efterlevnad.</w:t>
+      </w:r>
+    </w:p>
+    <w:p>
+      <w:pPr>
+        <w:pStyle w:val="ListBullet"/>
+      </w:pPr>
+      <w:r>
+        <w:rPr>
+          <w:b/>
+          <w:i/>
+        </w:rPr>
+        <w:t xml:space="preserve">Kommentar: </w:t>
+      </w:r>
+      <w:r>
+        <w:rPr>
+          <w:i/>
+        </w:rPr>
         <w:t>I den avverkningsanmälda skogen har fridlysta arter sina livsmiljöer och växtplatser. Att skada de fridlysta arternas livsmiljöer, växtplatser eller ekologiska funktion är inte tillåtet enligt artskyddsförordningen</w:t>
       </w:r>
     </w:p>
@@ -1008,6 +1300,329 @@
       </w:r>
       <w:r>
         <w:t>https://www.slu.se/artdatabanken/arter-och-natur/artiklar/over-20-nya-lavparasiter-for-sverige/</w:t>
+      </w:r>
+    </w:p>
+    <w:p>
+      <w:pPr>
+        <w:pStyle w:val="Heading1"/>
+      </w:pPr>
+      <w:r>
+        <w:t>Spillkråka – ekologi samt krav på livsmiljön</w:t>
+      </w:r>
+    </w:p>
+    <w:p>
+      <w:r>
+        <w:t>Spillkråka (NT) är rödlistad som nära hotad, fridlyst enligt §4 Artskyddsförordningen och ingår i bilaga 1 i EU:s fågeldirektiv. Spillkråka lever i både barr- och blandskog liksom i ren lövskog. De tätaste populationerna tenderar att finnas i äldre, variationsrik blandskog med gott om död ved och gamla träd.</w:t>
+      </w:r>
+    </w:p>
+    <w:p>
+      <w:r>
+        <w:t>Varje par utnyttjar 400–1000 hektar skog beroende på skogens kvalitet. En minskning av populationen pågår på grund av minskad tillgång på lämpliga bo- och födoträd och minskad födotillgång. Spillkråkans minskningstakt har uppgått till 19 (24–10) % under de senaste 15 åren. Minskningstakten för den svenska populationen bedöms vara nära gränsvärdet för Sårbar (VU) (A2bc). Skogsbruk med korta omloppstider och täta, homogena ungskogar utgör det största hotet (Artdatabanken 2023).</w:t>
+      </w:r>
+    </w:p>
+    <w:p>
+      <w:pPr>
+        <w:pStyle w:val="Heading2"/>
+      </w:pPr>
+      <w:r>
+        <w:t>Referenser – spillkråka</w:t>
+      </w:r>
+    </w:p>
+    <w:p>
+      <w:r>
+        <w:t xml:space="preserve">SLU Artdatabanken, 2021. </w:t>
+      </w:r>
+      <w:r>
+        <w:rPr>
+          <w:i/>
+        </w:rPr>
+        <w:t xml:space="preserve">Artfaktablad. Naturvård – artfakta. </w:t>
+      </w:r>
+      <w:r>
+        <w:t>SLU Artdatabanken, Uppsala</w:t>
+      </w:r>
+    </w:p>
+    <w:p>
+      <w:pPr>
+        <w:pStyle w:val="Heading1"/>
+      </w:pPr>
+      <w:r>
+        <w:t>Talltita – ekologi samt krav på livsmiljön</w:t>
+      </w:r>
+    </w:p>
+    <w:p>
+      <w:r>
+        <w:t>Talltita är rödlistad som NT, fridlyst och prioriterad art i Skogsvårdslagen. Den omfattas av EU:s fågeldirektiv. Arten har minskat kraftigt de senaste 30 åren och minskningstakten innevarande 10-årsperiod beräknas till 20 (10–30) % (SLU Artdatabanken, 2022).</w:t>
+      </w:r>
+    </w:p>
+    <w:p>
+      <w:r>
+        <w:t>Talltita föredrar större sammanhängande barrskogar, och finns såväl i tallskog som granskog och i lövblandad barrskog. Skogens struktur är viktig och ska helst vara flerskiktad med riklig underväxt av mindre granar, björk och andra lövträd och buskar. Tillgång på murknande högstubbar är särskilt viktig, eftersom talltitan helst själv hackar ut sitt bohål (SLU Artdatabanken, 2022).</w:t>
+      </w:r>
+    </w:p>
+    <w:p>
+      <w:r>
+        <w:t>Det finns flera studier som visar att talltita är känslig för gallring och inte överlever när dess livsmiljö kalavverkas (Eggers and Low, 2014; Griesser et al., 2007; Klein, 2020). Talltitans revir är förhållandevis stora, 10–20 hektar och arten missgynnas när skogen fragmenteras. Kalavverkning av större delar av reviret innebär att det överges (Artdatabanken, 2021).</w:t>
+      </w:r>
+    </w:p>
+    <w:p>
+      <w:r>
+        <w:t>Talltitan är synnerligen trogen sitt revir så länge paret lever och biotopen förblir intakt. Paret stannar i sitt revir året om. En förlust av ett revir har därför en stor inverkan på den lokala populationen och trakthyggesbruket anses vara orsak till den svenska populationens kraftiga minskning. Talltiteparets revirtrohet innebär att närhelst under året man observerar en adult talltita så ingår denna plats i reviret (Siffczyk et al., 2003; Ekman, 1979).</w:t>
+      </w:r>
+    </w:p>
+    <w:p>
+      <w:pPr>
+        <w:pStyle w:val="Heading2"/>
+      </w:pPr>
+      <w:r>
+        <w:t>Referenser – talltita</w:t>
+      </w:r>
+    </w:p>
+    <w:p>
+      <w:r>
+        <w:t xml:space="preserve">Eggers, S., Low, M., 2014. </w:t>
+      </w:r>
+      <w:r>
+        <w:rPr>
+          <w:i/>
+        </w:rPr>
+        <w:t xml:space="preserve">Differential demographic responses of sympatric Parids to vegetation management in boreal forest. </w:t>
+      </w:r>
+      <w:r>
+        <w:t>For. Ecol. Manage. 319, 169–175.</w:t>
+      </w:r>
+    </w:p>
+    <w:p>
+      <w:r>
+        <w:t xml:space="preserve">Ekman, J., 1979. </w:t>
+      </w:r>
+      <w:r>
+        <w:rPr>
+          <w:i/>
+        </w:rPr>
+        <w:t xml:space="preserve">Coherence, composition and territories of winter social groups of the Willow Tit Parus montanus and the Crested Tit P. cristatus. </w:t>
+      </w:r>
+      <w:r>
+        <w:t>Ornis Scandinavica, 10, pp 56–68</w:t>
+      </w:r>
+    </w:p>
+    <w:p>
+      <w:r>
+        <w:t xml:space="preserve">Griesser, M., Nystrand, M., Eggers, S., Ekman, J., 2007. </w:t>
+      </w:r>
+      <w:r>
+        <w:rPr>
+          <w:i/>
+        </w:rPr>
+        <w:t xml:space="preserve">Impact of forestry practices on fitness correlates and population productivity in an open-nesting bird species. </w:t>
+      </w:r>
+      <w:r>
+        <w:t>Conserv. Biol. 21, 767–774. https://doi.org/10.1111/j.1523- 1739.2007.00675.x</w:t>
+      </w:r>
+    </w:p>
+    <w:p>
+      <w:r>
+        <w:t xml:space="preserve">Klein, J., 2020. </w:t>
+      </w:r>
+      <w:r>
+        <w:rPr>
+          <w:i/>
+        </w:rPr>
+        <w:t xml:space="preserve">The forgotten forest – On thinning, retention, and biodiversity in the boreal forest. </w:t>
+      </w:r>
+      <w:r>
+        <w:t>Doctoral Thesis No. 2020:50</w:t>
+      </w:r>
+    </w:p>
+    <w:p>
+      <w:r>
+        <w:t xml:space="preserve">Siffczyk, C., Brotons, L., Kangas, K., Orell, M., 2003. </w:t>
+      </w:r>
+      <w:r>
+        <w:rPr>
+          <w:i/>
+        </w:rPr>
+        <w:t xml:space="preserve">Home range size of willow tits. </w:t>
+      </w:r>
+      <w:r>
+        <w:t>Oecologica, 136, 635–642 (2003)</w:t>
+      </w:r>
+    </w:p>
+    <w:p>
+      <w:r>
+        <w:t xml:space="preserve">SLU Artdatabanken, 2021. </w:t>
+      </w:r>
+      <w:r>
+        <w:rPr>
+          <w:i/>
+        </w:rPr>
+        <w:t xml:space="preserve">Artfaktablad. Naturvård – artfakta. </w:t>
+      </w:r>
+      <w:r>
+        <w:t>SLU Artdatabanken, Uppsala</w:t>
+      </w:r>
+    </w:p>
+    <w:p>
+      <w:pPr>
+        <w:pStyle w:val="Heading1"/>
+      </w:pPr>
+      <w:r>
+        <w:t>Tretåig hackspett – ekologi samt krav på livsmiljön</w:t>
+      </w:r>
+    </w:p>
+    <w:p>
+      <w:r>
+        <w:t xml:space="preserve">Tretåig hackspett (NT) är fridlyst enligt §4 Artskyddsförordningen och finns med som prioriterad art i Skogsstyrelsen vägledning för skogsbruket (bilaga 4 till SVL). I vägledningen står bland annat att: </w:t>
+      </w:r>
+      <w:r>
+        <w:rPr>
+          <w:i/>
+        </w:rPr>
+        <w:t xml:space="preserve">“Tretåig hackspett har stora arealkrav och höga krav på sin livsmiljö. Omdaningen av naturskogar till kulturskogar medför en förlust av viktiga miljöer, något som förstärks av ökad fragmentering till följd av avverkningar.” </w:t>
+      </w:r>
+      <w:r>
+        <w:t xml:space="preserve">Vidare att: </w:t>
+      </w:r>
+      <w:r>
+        <w:rPr>
+          <w:i/>
+        </w:rPr>
+        <w:t>“Områden med dokumenterad permanent förekomst i naturskogsmiljöer har vanligen så stora naturvärden att skogsbruk är olämpligt”.</w:t>
+      </w:r>
+    </w:p>
+    <w:p>
+      <w:r>
+        <w:t>Tretåig hackspett är beroende av större sammanhängande naturskogar med kontinuerlig tillgång och nybildning av död ved och fragmentering av livsmiljöerna utgör ett stort hot mot arten (se exempelvis Stachura-Skierczynska et al., 2009; Wesolowski et al., 2005; Butler et al., 2004; Pakkala et al., 2002; Amcoff et al., 1996; Virkkala, 1991). Det finns studier som visar att naturskogens självgallringsprocess som den tretåiga hackspetten är beroende av, inte kan ersättas med efterlämnad hänsyn i skogsbruket (Imbeau &amp; Desrochers, 2002).</w:t>
+      </w:r>
+    </w:p>
+    <w:p>
+      <w:r>
+        <w:t>Permanenta revir av tretåig hackspett karaktäriseras ofta av artens typiska ringformigt ordnade hackmärken på framför allt gamla granar. För att säkerställa att inte revir av tretåig hackspett drabbas av avverkningsplanerna bör en inventering göras i området både under häckningstid och under vintern, då arten utnyttjar betydligt större områden än under sommarens häckningsrevir. Storleken på häckningsreviret varierar med skogstypen, förekomsten av död ved och graden av fragmentering, men är i allmänhet i storleksordningen 25–100 hektar.</w:t>
+      </w:r>
+    </w:p>
+    <w:p>
+      <w:r>
+        <w:t>Förutom fridlysning enligt §4 Artskyddsförordningen är tretåig hackspett även förtecknad i EU:s fågeldirektiv bilaga 1. Den ingår också i Natura 2000 och är förtecknad i Bernkonventionen bilaga II (strikt skyddade djurarter).</w:t>
+      </w:r>
+    </w:p>
+    <w:p>
+      <w:pPr>
+        <w:pStyle w:val="Heading2"/>
+      </w:pPr>
+      <w:r>
+        <w:t>Referenser – tretåig hackspett</w:t>
+      </w:r>
+    </w:p>
+    <w:p>
+      <w:r>
+        <w:t xml:space="preserve">Amcoff, M. &amp; Eriksson, P. 1996. </w:t>
+      </w:r>
+      <w:r>
+        <w:rPr>
+          <w:i/>
+        </w:rPr>
+        <w:t xml:space="preserve">Förekomst av tretåig hackspett Picoides tridactylus på bestånds- och landskapsnivå. </w:t>
+      </w:r>
+      <w:r>
+        <w:t>Ornis Svecica 6: 107–119</w:t>
+      </w:r>
+    </w:p>
+    <w:p>
+      <w:r>
+        <w:t xml:space="preserve">Butler, R., Angelstam, P., Ekelund, P. &amp; Schlaeffer, R. 2004. </w:t>
+      </w:r>
+      <w:r>
+        <w:rPr>
+          <w:i/>
+        </w:rPr>
+        <w:t xml:space="preserve">Dead wood threshold values for the three-toed woodpecker presence in boreal and sub-Alpine forest. </w:t>
+      </w:r>
+      <w:r>
+        <w:t>Biological conservation 119(3): 305–318</w:t>
+      </w:r>
+    </w:p>
+    <w:p>
+      <w:r>
+        <w:t xml:space="preserve">Imbeau, L. &amp; Desrochers, A. 2002. </w:t>
+      </w:r>
+      <w:r>
+        <w:rPr>
+          <w:i/>
+        </w:rPr>
+        <w:t xml:space="preserve">Foraging Ecology and Use of Drumming Trees by Three-Toed Woodpeckers. </w:t>
+      </w:r>
+      <w:r>
+        <w:t>The Journal of Wildlife Management. Vol. 66, No. 1 (Jan., 2002), pp. 222–231.</w:t>
+      </w:r>
+    </w:p>
+    <w:p>
+      <w:r>
+        <w:t xml:space="preserve">Pakkala, T., Hanski, I. &amp; Tomppo, E. 2002. </w:t>
+      </w:r>
+      <w:r>
+        <w:rPr>
+          <w:i/>
+        </w:rPr>
+        <w:t xml:space="preserve">Spatial ecology of the three-toed woodpecker in managed forest landscapes. </w:t>
+      </w:r>
+      <w:r>
+        <w:t>Silva Fennica 36(1): 279–288.</w:t>
+      </w:r>
+    </w:p>
+    <w:p>
+      <w:r>
+        <w:t xml:space="preserve">Skogsstyrelsen, 2016. </w:t>
+      </w:r>
+      <w:r>
+        <w:rPr>
+          <w:i/>
+        </w:rPr>
+        <w:t xml:space="preserve">Vägledning för hänsyn till fåglar – Tretåig hackspett. </w:t>
+      </w:r>
+      <w:r>
+        <w:t>www.skogsstyrelsen.se</w:t>
+      </w:r>
+    </w:p>
+    <w:p>
+      <w:r>
+        <w:t xml:space="preserve">Stachura-Skierczynska, K., Tumiel, T. &amp; Skierczynski, M. 2009. </w:t>
+      </w:r>
+      <w:r>
+        <w:rPr>
+          <w:i/>
+        </w:rPr>
+        <w:t xml:space="preserve">Habitat prediction model for three-toed woodpecker and its implications for the conservation of biologically valuable forests. </w:t>
+      </w:r>
+      <w:r>
+        <w:t>Forest Ecology and Management 258(5): 697–703.</w:t>
+      </w:r>
+    </w:p>
+    <w:p>
+      <w:r>
+        <w:t xml:space="preserve">Virkkala, R. 1991. </w:t>
+      </w:r>
+      <w:r>
+        <w:rPr>
+          <w:i/>
+        </w:rPr>
+        <w:t xml:space="preserve">Population trends of forest birds in a Finnish Lapland landscape of large habitat blocks – Consequences of stochastic environmental variation or regional habitat alteration. </w:t>
+      </w:r>
+      <w:r>
+        <w:t>Biological conservation 56(2): 223–240</w:t>
+      </w:r>
+    </w:p>
+    <w:p>
+      <w:r>
+        <w:t xml:space="preserve">Wesolowski, T., Czeszczewik, D. &amp; Rowinski, P. 2005. </w:t>
+      </w:r>
+      <w:r>
+        <w:rPr>
+          <w:i/>
+        </w:rPr>
+        <w:t xml:space="preserve">Effects of forest management on Three-toed Woodpecker Picoides tridactylus distribution in the Bialowieza Forest (NE Poland): conservation implications. </w:t>
+      </w:r>
+      <w:r>
+        <w:t>Acta Ornithologica 40(1): 53–60.</w:t>
       </w:r>
     </w:p>
     <w:sectPr>
@@ -1138,7 +1753,7 @@
     <w:r>
       <w:tab/>
       <w:tab/>
-      <w:t>2025-11-15</w:t>
+      <w:t>2025-11-20</w:t>
       <w:br/>
       <w:br/>
     </w:r>

--- a/klagomål/A 53262-2025 FSC-klagomål.docx
+++ b/klagomål/A 53262-2025 FSC-klagomål.docx
@@ -1753,7 +1753,7 @@
     <w:r>
       <w:tab/>
       <w:tab/>
-      <w:t>2025-11-20</w:t>
+      <w:t>2025-11-21</w:t>
       <w:br/>
       <w:br/>
     </w:r>

--- a/klagomål/A 53262-2025 FSC-klagomål.docx
+++ b/klagomål/A 53262-2025 FSC-klagomål.docx
@@ -1753,7 +1753,7 @@
     <w:r>
       <w:tab/>
       <w:tab/>
-      <w:t>2025-11-21</w:t>
+      <w:t>2025-11-22</w:t>
       <w:br/>
       <w:br/>
     </w:r>

--- a/klagomål/A 53262-2025 FSC-klagomål.docx
+++ b/klagomål/A 53262-2025 FSC-klagomål.docx
@@ -1753,7 +1753,7 @@
     <w:r>
       <w:tab/>
       <w:tab/>
-      <w:t>2025-11-22</w:t>
+      <w:t>2025-11-23</w:t>
       <w:br/>
       <w:br/>
     </w:r>

--- a/klagomål/A 53262-2025 FSC-klagomål.docx
+++ b/klagomål/A 53262-2025 FSC-klagomål.docx
@@ -1753,7 +1753,7 @@
     <w:r>
       <w:tab/>
       <w:tab/>
-      <w:t>2025-11-23</w:t>
+      <w:t>2025-11-24</w:t>
       <w:br/>
       <w:br/>
     </w:r>
